--- a/descargas/primaria-4-6/word/PRESENTE_primaria-4-6_completo.docx
+++ b/descargas/primaria-4-6/word/PRESENTE_primaria-4-6_completo.docx
@@ -5861,7 +5861,49 @@
       </w:pPr>
       <w:r>
         <w:rPr/>
-        <w:t xml:space="preserve">Mientras un lector empieza a leer un texto, varios alumnos interrumpen con «notificaciones» en voz alta («¡Nuevo mensaje!», «¡Te han etiquetado!», «¡Te toca en el juego!»). Nadie entiende nada. Se repite en silencio y todos escuchan. Pregunta: ¿qué ha cambiado?</w:t>
+        <w:t xml:space="preserve">Mientras un lector empieza a leer un texto, varios alumnos interrumpen con «notificaciones» en voz alta («¡Nuevo mensaje!», «¡Te han etiquetado!», «¡Te toca en el juego!»). Nadie entiende nada. Se repite en silencio y todos escuchan. Pregunta: ¿qué ha cambiado? Para el texto, cada clase elige una de estas dos opciones:</w:t>
+      </w:r>
+    </w:p>
+    <w:p>
+      <w:pPr>
+        <w:pStyle w:val="Lista"/>
+        <w:numPr>
+          <w:ilvl w:val="0"/>
+          <w:numId w:val="1"/>
+        </w:numPr>
+      </w:pPr>
+      <w:r>
+        <w:rPr>
+          <w:b/>
+          <w:bCs/>
+          <w:color w:val="22708C"/>
+        </w:rPr>
+        <w:t xml:space="preserve">Opción A · monición: </w:t>
+      </w:r>
+      <w:r>
+        <w:rPr/>
+        <w:t xml:space="preserve"> «Hoy empezamos el Adviento, un tiempo para preparar la llegada de Jesús. Él viene a nuestra vida, pero no sabemos ni el día ni la hora. Por eso el Evangelio nos invita a estar atentos, a vivir despiertos y a no dejar que nada nos distraiga de lo importante. Escuchemos con atención lo que Jesús nos dice». Después se proclama el Evangelio como está previsto.</w:t>
+      </w:r>
+    </w:p>
+    <w:p>
+      <w:pPr>
+        <w:pStyle w:val="Lista"/>
+        <w:numPr>
+          <w:ilvl w:val="0"/>
+          <w:numId w:val="1"/>
+        </w:numPr>
+      </w:pPr>
+      <w:r>
+        <w:rPr>
+          <w:b/>
+          <w:bCs/>
+          <w:color w:val="22708C"/>
+        </w:rPr>
+        <w:t xml:space="preserve">Opción B · el Evangelio: </w:t>
+      </w:r>
+      <w:r>
+        <w:rPr/>
+        <w:t xml:space="preserve"> el lector intenta leer Mc 13, 33-37 entre las notificaciones. Al repetirlo en silencio, esa segunda lectura es ya la proclamación de la Palabra de Dios, así que el apartado siguiente no se repite.</w:t>
       </w:r>
     </w:p>
     <w:p>
@@ -5875,239 +5917,6 @@
           <w:color w:val="22708C"/>
         </w:rPr>
         <w:t xml:space="preserve">Palabra de Dios</w:t>
-      </w:r>
-    </w:p>
-    <w:p>
-      <w:pPr>
-        <w:pStyle w:val="Cuerpo"/>
-      </w:pPr>
-      <w:r>
-        <w:rPr/>
-        <w:t xml:space="preserve">Mc 13, 33-37, proclamado después de un momento de silencio.</w:t>
-      </w:r>
-    </w:p>
-    <w:p>
-      <w:pPr>
-        <w:pStyle w:val="Apartado"/>
-      </w:pPr>
-      <w:r>
-        <w:rPr>
-          <w:b/>
-          <w:bCs/>
-          <w:color w:val="22708C"/>
-        </w:rPr>
-        <w:t xml:space="preserve">Canto</w:t>
-      </w:r>
-    </w:p>
-    <w:p>
-      <w:pPr>
-        <w:pStyle w:val="Cuerpo"/>
-      </w:pPr>
-      <w:r>
-        <w:rPr/>
-        <w:t xml:space="preserve">Estribillo meditativo.</w:t>
-      </w:r>
-    </w:p>
-    <w:p>
-      <w:pPr>
-        <w:pStyle w:val="Apartado"/>
-      </w:pPr>
-      <w:r>
-        <w:rPr>
-          <w:b/>
-          <w:bCs/>
-          <w:color w:val="22708C"/>
-        </w:rPr>
-        <w:t xml:space="preserve">Reflexión</w:t>
-      </w:r>
-    </w:p>
-    <w:p>
-      <w:pPr>
-        <w:pStyle w:val="Cuerpo"/>
-      </w:pPr>
-      <w:r>
-        <w:rPr/>
-        <w:t xml:space="preserve">Jesús nos pide velar, estar despiertos. No habla solo del sueño, sino de estar distraídos por mil cosas. Don Bosco y Madre Mazzarello estaban siempre presentes en medio de los chicos y chicas: en el patio, en el taller, en clase. Esa presencia era su forma de querer. Este Adviento, el lema «Aquí y Ahora» nos invita a lo mismo.</w:t>
-      </w:r>
-    </w:p>
-    <w:p>
-      <w:pPr>
-        <w:pStyle w:val="Apartado"/>
-      </w:pPr>
-      <w:r>
-        <w:rPr>
-          <w:b/>
-          <w:bCs/>
-          <w:color w:val="22708C"/>
-        </w:rPr>
-        <w:t xml:space="preserve">Gesto</w:t>
-      </w:r>
-    </w:p>
-    <w:p>
-      <w:pPr>
-        <w:pStyle w:val="Cuerpo"/>
-      </w:pPr>
-      <w:r>
-        <w:rPr/>
-        <w:t xml:space="preserve">Cada alumno recibe un papel con forma de notificación y escribe lo que más le distrae de lo importante. Lo arruga y lo deja en una papelera: «notificaciones silenciadas». Después escribe su nombre en un papel y lo mete en la caja de regalo diciendo «¡Presente!». Se enciende la primera vela.</w:t>
-      </w:r>
-    </w:p>
-    <w:p>
-      <w:pPr>
-        <w:pStyle w:val="Apartado"/>
-      </w:pPr>
-      <w:r>
-        <w:rPr>
-          <w:b/>
-          <w:bCs/>
-          <w:color w:val="22708C"/>
-        </w:rPr>
-        <w:t xml:space="preserve">Oración</w:t>
-      </w:r>
-    </w:p>
-    <w:p>
-      <w:pPr>
-        <w:pStyle w:val="Cuerpo"/>
-      </w:pPr>
-      <w:r>
-        <w:rPr/>
-        <w:t xml:space="preserve">«Señor Jesús, aquí estamos, en este momento, sin prisas y sin ruido. Queremos esperarte despiertos, atentos a lo que pasa a nuestro alrededor, presentes para quien nos necesite. Aquí y ahora te esperamos. ¡Ven, Señor!». Padrenuestro.</w:t>
-      </w:r>
-    </w:p>
-    <w:p>
-      <w:pPr>
-        <w:pStyle w:val="Apartado"/>
-      </w:pPr>
-      <w:r>
-        <w:rPr>
-          <w:b/>
-          <w:bCs/>
-          <w:color w:val="22708C"/>
-        </w:rPr>
-        <w:t xml:space="preserve">Señal de la cruz</w:t>
-      </w:r>
-    </w:p>
-    <w:p>
-      <w:pPr>
-        <w:pStyle w:val="Cuerpo"/>
-      </w:pPr>
-      <w:r>
-        <w:rPr/>
-        <w:t xml:space="preserve">En el nombre del Padre, del Hijo y del Espíritu Santo. Amén.</w:t>
-      </w:r>
-    </w:p>
-    <w:p>
-      <w:pPr>
-        <w:pStyle w:val="Apartado"/>
-      </w:pPr>
-      <w:r>
-        <w:rPr>
-          <w:b/>
-          <w:bCs/>
-          <w:color w:val="22708C"/>
-        </w:rPr>
-        <w:t xml:space="preserve">Materiales</w:t>
-      </w:r>
-    </w:p>
-    <w:p>
-      <w:pPr>
-        <w:pStyle w:val="Cuerpo"/>
-      </w:pPr>
-      <w:r>
-        <w:rPr/>
-        <w:t xml:space="preserve">Caja de regalo, corona de Adviento, papeles con forma de notificación, papelera decorada, bolígrafos, guion para los alumnos de las «notificaciones».</w:t>
-      </w:r>
-    </w:p>
-    <w:p>
-      <w:pPr>
-        <w:pStyle w:val="Antetitulo"/>
-        <w:pageBreakBefore/>
-      </w:pPr>
-      <w:r>
-        <w:rPr>
-          <w:b/>
-          <w:bCs/>
-          <w:color w:val="22708C"/>
-          <w:spacing w:val="30"/>
-          <w:sz w:val="20"/>
-          <w:szCs w:val="20"/>
-        </w:rPr>
-        <w:t xml:space="preserve">EUCARISTÍA DE ADVIENTO</w:t>
-      </w:r>
-    </w:p>
-    <w:p>
-      <w:pPr>
-        <w:pStyle w:val="Ttulo1"/>
-        <w:pBdr>
-          <w:bottom w:val="single" w:sz="24" w:space="6" w:color="3490B0"/>
-        </w:pBdr>
-      </w:pPr>
-      <w:bookmarkStart w:id="21" w:name="_Toc000021"/>
-      <w:r>
-        <w:rPr>
-          <w:b/>
-          <w:bCs/>
-          <w:color w:val="1D2C33"/>
-        </w:rPr>
-        <w:t xml:space="preserve">«En medio de vosotros»</w:t>
-      </w:r>
-      <w:bookmarkEnd w:id="21"/>
-    </w:p>
-    <w:p>
-      <w:pPr>
-        <w:pStyle w:val="Apartado"/>
-      </w:pPr>
-      <w:r>
-        <w:rPr>
-          <w:b/>
-          <w:bCs/>
-          <w:color w:val="22708C"/>
-        </w:rPr>
-        <w:t xml:space="preserve">Objetivos</w:t>
-      </w:r>
-    </w:p>
-    <w:p>
-      <w:pPr>
-        <w:pStyle w:val="Cuerpo"/>
-      </w:pPr>
-      <w:r>
-        <w:rPr/>
-        <w:t xml:space="preserve">Descubrir que en la Eucaristía Jesús se hace presente de verdad, «en medio de nosotros»; vivir la alegría del Adviento; participar activamente en lecturas, peticiones y ofrendas.</w:t>
-      </w:r>
-    </w:p>
-    <w:p>
-      <w:pPr>
-        <w:pStyle w:val="Apartado"/>
-      </w:pPr>
-      <w:r>
-        <w:rPr>
-          <w:b/>
-          <w:bCs/>
-          <w:color w:val="22708C"/>
-        </w:rPr>
-        <w:t xml:space="preserve">Temporalización</w:t>
-      </w:r>
-    </w:p>
-    <w:p>
-      <w:pPr>
-        <w:pStyle w:val="Cuerpo"/>
-      </w:pPr>
-      <w:r>
-        <w:rPr/>
-        <w:t xml:space="preserve">45 minutos, en la 3ª semana (14-18 dic), en la capilla o el salón. En Adviento no se dice el Gloria.</w:t>
-      </w:r>
-    </w:p>
-    <w:p>
-      <w:pPr>
-        <w:pStyle w:val="Apartado"/>
-      </w:pPr>
-      <w:r>
-        <w:rPr>
-          <w:b/>
-          <w:bCs/>
-          <w:color w:val="22708C"/>
-        </w:rPr>
-        <w:t xml:space="preserve">Lecturas (III Domingo de Adviento, ciclo B)</w:t>
       </w:r>
     </w:p>
     <w:p>
@@ -6119,36 +5928,12 @@
           <w:rPr>
             <w:rStyle w:val="Hipervnculo"/>
           </w:rPr>
-          <w:t xml:space="preserve">Is 61, 1-2a.10-11</w:t>
+          <w:t xml:space="preserve">Mc 13, 33-37</w:t>
         </w:r>
       </w:hyperlink>
       <w:r>
         <w:rPr/>
-        <w:t xml:space="preserve"> · Salmo: Magníficat, respuesta «Me alegro con mi Dios» · </w:t>
-      </w:r>
-      <w:hyperlink r:id="rIdL19" w:history="1">
-        <w:r>
-          <w:rPr>
-            <w:rStyle w:val="Hipervnculo"/>
-          </w:rPr>
-          <w:t xml:space="preserve">1 Tes 5, 16-24</w:t>
-        </w:r>
-      </w:hyperlink>
-      <w:r>
-        <w:rPr/>
-        <w:t xml:space="preserve"> · Evangelio: </w:t>
-      </w:r>
-      <w:hyperlink r:id="rIdL20" w:history="1">
-        <w:r>
-          <w:rPr>
-            <w:rStyle w:val="Hipervnculo"/>
-          </w:rPr>
-          <w:t xml:space="preserve">Jn 1, 6-8.19-28</w:t>
-        </w:r>
-      </w:hyperlink>
-      <w:r>
-        <w:rPr/>
-        <w:t xml:space="preserve">. Con el visto bueno del sacerdote se puede leer solo una de las dos primeras lecturas.</w:t>
+        <w:t xml:space="preserve">, proclamado después de un momento de silencio.</w:t>
       </w:r>
     </w:p>
     <w:p>
@@ -6178,7 +5963,7 @@
           <w:sz w:val="18"/>
           <w:szCs w:val="18"/>
         </w:rPr>
-        <w:t xml:space="preserve">Libro de Isaías  </w:t>
+        <w:t xml:space="preserve">Evangelio según san Marcos  </w:t>
       </w:r>
       <w:r>
         <w:rPr>
@@ -6188,7 +5973,7 @@
           <w:sz w:val="18"/>
           <w:szCs w:val="18"/>
         </w:rPr>
-        <w:t xml:space="preserve">Is 61, 1-2a.10-11</w:t>
+        <w:t xml:space="preserve">Mc 13, 33-37</w:t>
       </w:r>
     </w:p>
     <w:p>
@@ -6208,49 +5993,11 @@
           <w:color w:val="22708C"/>
           <w:vertAlign w:val="superscript"/>
         </w:rPr>
-        <w:t xml:space="preserve">1</w:t>
-      </w:r>
-      <w:r>
-        <w:rPr/>
-        <w:t xml:space="preserve">El Espíritu del Señor, Dios, está sobre mí,</w:t>
-      </w:r>
-      <w:r>
-        <w:br/>
-      </w:r>
-      <w:r>
-        <w:rPr/>
-        <w:t xml:space="preserve">porque el Señor me ha ungido.</w:t>
-      </w:r>
-      <w:r>
-        <w:br/>
-      </w:r>
-      <w:r>
-        <w:rPr/>
-        <w:t xml:space="preserve">Me ha enviado para dar la buena noticia a los pobres,</w:t>
-      </w:r>
-      <w:r>
-        <w:br/>
-      </w:r>
-      <w:r>
-        <w:rPr/>
-        <w:t xml:space="preserve">para curar los corazones desgarrados,</w:t>
-      </w:r>
-      <w:r>
-        <w:br/>
-      </w:r>
-      <w:r>
-        <w:rPr/>
-        <w:t xml:space="preserve">proclamar la amnistía a los cautivos,</w:t>
-      </w:r>
-      <w:r>
-        <w:br/>
-      </w:r>
-      <w:r>
-        <w:rPr/>
-        <w:t xml:space="preserve">y a los prisioneros la libertad;</w:t>
-      </w:r>
-      <w:r>
-        <w:br/>
+        <w:t xml:space="preserve">33</w:t>
+      </w:r>
+      <w:r>
+        <w:rPr/>
+        <w:t xml:space="preserve">Estad atentos, vigilad: pues no sabéis cuándo es el momento. </w:t>
       </w:r>
       <w:r>
         <w:rPr>
@@ -6258,11 +6005,372 @@
           <w:color w:val="22708C"/>
           <w:vertAlign w:val="superscript"/>
         </w:rPr>
-        <w:t xml:space="preserve">2</w:t>
-      </w:r>
-      <w:r>
-        <w:rPr/>
-        <w:t xml:space="preserve">para proclamar un año de gracia del Señor,</w:t>
+        <w:t xml:space="preserve">34</w:t>
+      </w:r>
+      <w:r>
+        <w:rPr/>
+        <w:t xml:space="preserve">Es igual que un hombre que se fue de viaje, y dejó su casa y dio a cada uno de sus criados su tarea, encargando al portero que velara. </w:t>
+      </w:r>
+      <w:r>
+        <w:rPr>
+          <w:b/>
+          <w:color w:val="22708C"/>
+          <w:vertAlign w:val="superscript"/>
+        </w:rPr>
+        <w:t xml:space="preserve">35</w:t>
+      </w:r>
+      <w:r>
+        <w:rPr/>
+        <w:t xml:space="preserve">Velad entonces, pues no sabéis cuándo vendrá el señor de la casa, si al atardecer, o a medianoche, o al canto del gallo, o al amanecer: </w:t>
+      </w:r>
+      <w:r>
+        <w:rPr>
+          <w:b/>
+          <w:color w:val="22708C"/>
+          <w:vertAlign w:val="superscript"/>
+        </w:rPr>
+        <w:t xml:space="preserve">36</w:t>
+      </w:r>
+      <w:r>
+        <w:rPr/>
+        <w:t xml:space="preserve">no sea que venga inesperadamente y os encuentre dormidos. </w:t>
+      </w:r>
+      <w:r>
+        <w:rPr>
+          <w:b/>
+          <w:color w:val="22708C"/>
+          <w:vertAlign w:val="superscript"/>
+        </w:rPr>
+        <w:t xml:space="preserve">37</w:t>
+      </w:r>
+      <w:r>
+        <w:rPr/>
+        <w:t xml:space="preserve">Lo que os digo a vosotros, lo digo a todos: ¡Velad!».</w:t>
+      </w:r>
+    </w:p>
+    <w:p>
+      <w:pPr>
+        <w:pStyle w:val="Lectura"/>
+        <w:pBdr>
+          <w:left w:val="single" w:sz="24" w:space="10" w:color="3490B0"/>
+        </w:pBdr>
+        <w:shd w:val="clear" w:color="auto" w:fill="F7F5EF"/>
+        <w:spacing w:after="200"/>
+      </w:pPr>
+      <w:r>
+        <w:rPr>
+          <w:i/>
+          <w:iCs/>
+          <w:color w:val="5D6B71"/>
+          <w:sz w:val="15"/>
+          <w:szCs w:val="15"/>
+        </w:rPr>
+        <w:t xml:space="preserve">Sagrada Biblia, versión oficial de la Conferencia Episcopal Española</w:t>
+      </w:r>
+    </w:p>
+    <w:p>
+      <w:pPr>
+        <w:pStyle w:val="Apartado"/>
+      </w:pPr>
+      <w:r>
+        <w:rPr>
+          <w:b/>
+          <w:bCs/>
+          <w:color w:val="22708C"/>
+        </w:rPr>
+        <w:t xml:space="preserve">Canto</w:t>
+      </w:r>
+    </w:p>
+    <w:p>
+      <w:pPr>
+        <w:pStyle w:val="Cuerpo"/>
+      </w:pPr>
+      <w:r>
+        <w:rPr/>
+        <w:t xml:space="preserve">Estribillo meditativo.</w:t>
+      </w:r>
+    </w:p>
+    <w:p>
+      <w:pPr>
+        <w:pStyle w:val="Apartado"/>
+      </w:pPr>
+      <w:r>
+        <w:rPr>
+          <w:b/>
+          <w:bCs/>
+          <w:color w:val="22708C"/>
+        </w:rPr>
+        <w:t xml:space="preserve">Reflexión</w:t>
+      </w:r>
+    </w:p>
+    <w:p>
+      <w:pPr>
+        <w:pStyle w:val="Cuerpo"/>
+      </w:pPr>
+      <w:r>
+        <w:rPr/>
+        <w:t xml:space="preserve">Jesús nos pide velar, estar despiertos. No habla solo del sueño, sino de estar distraídos por mil cosas. Don Bosco y Madre Mazzarello estaban siempre presentes en medio de los chicos y chicas: en el patio, en el taller, en clase. Esa presencia era su forma de querer. Este Adviento, el lema «Aquí y Ahora» nos invita a lo mismo.</w:t>
+      </w:r>
+    </w:p>
+    <w:p>
+      <w:pPr>
+        <w:pStyle w:val="Apartado"/>
+      </w:pPr>
+      <w:r>
+        <w:rPr>
+          <w:b/>
+          <w:bCs/>
+          <w:color w:val="22708C"/>
+        </w:rPr>
+        <w:t xml:space="preserve">Gesto</w:t>
+      </w:r>
+    </w:p>
+    <w:p>
+      <w:pPr>
+        <w:pStyle w:val="Cuerpo"/>
+      </w:pPr>
+      <w:r>
+        <w:rPr/>
+        <w:t xml:space="preserve">Cada alumno recibe un papel con forma de notificación y escribe lo que más le distrae de lo importante. Lo arruga y lo deja en una papelera: «notificaciones silenciadas». Después escribe su nombre en un papel y lo mete en la caja de regalo diciendo «¡Presente!». Se enciende la primera vela.</w:t>
+      </w:r>
+    </w:p>
+    <w:p>
+      <w:pPr>
+        <w:pStyle w:val="Apartado"/>
+      </w:pPr>
+      <w:r>
+        <w:rPr>
+          <w:b/>
+          <w:bCs/>
+          <w:color w:val="22708C"/>
+        </w:rPr>
+        <w:t xml:space="preserve">Oración</w:t>
+      </w:r>
+    </w:p>
+    <w:p>
+      <w:pPr>
+        <w:pStyle w:val="Cuerpo"/>
+      </w:pPr>
+      <w:r>
+        <w:rPr/>
+        <w:t xml:space="preserve">«Señor Jesús, aquí estamos, en este momento, sin prisas y sin ruido. Queremos esperarte despiertos, atentos a lo que pasa a nuestro alrededor, presentes para quien nos necesite. Aquí y ahora te esperamos. ¡Ven, Señor!». Padrenuestro.</w:t>
+      </w:r>
+    </w:p>
+    <w:p>
+      <w:pPr>
+        <w:pStyle w:val="Apartado"/>
+      </w:pPr>
+      <w:r>
+        <w:rPr>
+          <w:b/>
+          <w:bCs/>
+          <w:color w:val="22708C"/>
+        </w:rPr>
+        <w:t xml:space="preserve">Señal de la cruz</w:t>
+      </w:r>
+    </w:p>
+    <w:p>
+      <w:pPr>
+        <w:pStyle w:val="Cuerpo"/>
+      </w:pPr>
+      <w:r>
+        <w:rPr/>
+        <w:t xml:space="preserve">En el nombre del Padre, del Hijo y del Espíritu Santo. Amén.</w:t>
+      </w:r>
+    </w:p>
+    <w:p>
+      <w:pPr>
+        <w:pStyle w:val="Apartado"/>
+      </w:pPr>
+      <w:r>
+        <w:rPr>
+          <w:b/>
+          <w:bCs/>
+          <w:color w:val="22708C"/>
+        </w:rPr>
+        <w:t xml:space="preserve">Materiales</w:t>
+      </w:r>
+    </w:p>
+    <w:p>
+      <w:pPr>
+        <w:pStyle w:val="Cuerpo"/>
+      </w:pPr>
+      <w:r>
+        <w:rPr/>
+        <w:t xml:space="preserve">Caja de regalo, corona de Adviento, papeles con forma de notificación, papelera decorada, bolígrafos, guion para los alumnos de las «notificaciones».</w:t>
+      </w:r>
+    </w:p>
+    <w:p>
+      <w:pPr>
+        <w:pStyle w:val="Antetitulo"/>
+        <w:pageBreakBefore/>
+      </w:pPr>
+      <w:r>
+        <w:rPr>
+          <w:b/>
+          <w:bCs/>
+          <w:color w:val="22708C"/>
+          <w:spacing w:val="30"/>
+          <w:sz w:val="20"/>
+          <w:szCs w:val="20"/>
+        </w:rPr>
+        <w:t xml:space="preserve">EUCARISTÍA DE ADVIENTO</w:t>
+      </w:r>
+    </w:p>
+    <w:p>
+      <w:pPr>
+        <w:pStyle w:val="Ttulo1"/>
+        <w:pBdr>
+          <w:bottom w:val="single" w:sz="24" w:space="6" w:color="3490B0"/>
+        </w:pBdr>
+      </w:pPr>
+      <w:bookmarkStart w:id="21" w:name="_Toc000021"/>
+      <w:r>
+        <w:rPr>
+          <w:b/>
+          <w:bCs/>
+          <w:color w:val="1D2C33"/>
+        </w:rPr>
+        <w:t xml:space="preserve">«En medio de vosotros»</w:t>
+      </w:r>
+      <w:bookmarkEnd w:id="21"/>
+    </w:p>
+    <w:p>
+      <w:pPr>
+        <w:pStyle w:val="Apartado"/>
+      </w:pPr>
+      <w:r>
+        <w:rPr>
+          <w:b/>
+          <w:bCs/>
+          <w:color w:val="22708C"/>
+        </w:rPr>
+        <w:t xml:space="preserve">Objetivos</w:t>
+      </w:r>
+    </w:p>
+    <w:p>
+      <w:pPr>
+        <w:pStyle w:val="Cuerpo"/>
+      </w:pPr>
+      <w:r>
+        <w:rPr/>
+        <w:t xml:space="preserve">Descubrir que en la Eucaristía Jesús se hace presente de verdad, «en medio de nosotros»; vivir la alegría del Adviento; participar activamente en lecturas, peticiones y ofrendas.</w:t>
+      </w:r>
+    </w:p>
+    <w:p>
+      <w:pPr>
+        <w:pStyle w:val="Apartado"/>
+      </w:pPr>
+      <w:r>
+        <w:rPr>
+          <w:b/>
+          <w:bCs/>
+          <w:color w:val="22708C"/>
+        </w:rPr>
+        <w:t xml:space="preserve">Temporalización</w:t>
+      </w:r>
+    </w:p>
+    <w:p>
+      <w:pPr>
+        <w:pStyle w:val="Cuerpo"/>
+      </w:pPr>
+      <w:r>
+        <w:rPr/>
+        <w:t xml:space="preserve">45 minutos, en la 3ª semana (14-18 dic), en la capilla o el salón. En Adviento no se dice el Gloria.</w:t>
+      </w:r>
+    </w:p>
+    <w:p>
+      <w:pPr>
+        <w:pStyle w:val="Apartado"/>
+      </w:pPr>
+      <w:r>
+        <w:rPr>
+          <w:b/>
+          <w:bCs/>
+          <w:color w:val="22708C"/>
+        </w:rPr>
+        <w:t xml:space="preserve">Lecturas (III Domingo de Adviento, ciclo B)</w:t>
+      </w:r>
+    </w:p>
+    <w:p>
+      <w:pPr>
+        <w:pStyle w:val="Cuerpo"/>
+      </w:pPr>
+      <w:hyperlink r:id="rIdL19" w:history="1">
+        <w:r>
+          <w:rPr>
+            <w:rStyle w:val="Hipervnculo"/>
+          </w:rPr>
+          <w:t xml:space="preserve">Is 61, 1-2a.10-11</w:t>
+        </w:r>
+      </w:hyperlink>
+      <w:r>
+        <w:rPr/>
+        <w:t xml:space="preserve"> · Salmo: Magníficat, respuesta «Me alegro con mi Dios» · </w:t>
+      </w:r>
+      <w:hyperlink r:id="rIdL20" w:history="1">
+        <w:r>
+          <w:rPr>
+            <w:rStyle w:val="Hipervnculo"/>
+          </w:rPr>
+          <w:t xml:space="preserve">1 Tes 5, 16-24</w:t>
+        </w:r>
+      </w:hyperlink>
+      <w:r>
+        <w:rPr/>
+        <w:t xml:space="preserve"> · Evangelio: </w:t>
+      </w:r>
+      <w:hyperlink r:id="rIdL21" w:history="1">
+        <w:r>
+          <w:rPr>
+            <w:rStyle w:val="Hipervnculo"/>
+          </w:rPr>
+          <w:t xml:space="preserve">Jn 1, 6-8.19-28</w:t>
+        </w:r>
+      </w:hyperlink>
+      <w:r>
+        <w:rPr/>
+        <w:t xml:space="preserve">. Con el visto bueno del sacerdote se puede leer solo una de las dos primeras lecturas.</w:t>
+      </w:r>
+    </w:p>
+    <w:p>
+      <w:pPr>
+        <w:pStyle w:val="Lectura"/>
+        <w:keepNext/>
+        <w:pBdr>
+          <w:left w:val="single" w:sz="24" w:space="10" w:color="3490B0"/>
+        </w:pBdr>
+        <w:shd w:val="clear" w:color="auto" w:fill="F7F5EF"/>
+        <w:spacing w:before="120" w:after="60"/>
+      </w:pPr>
+      <w:r>
+        <w:rPr>
+          <w:b/>
+          <w:bCs/>
+          <w:color w:val="22708C"/>
+          <w:spacing w:val="10"/>
+          <w:sz w:val="16"/>
+          <w:szCs w:val="16"/>
+        </w:rPr>
+        <w:t xml:space="preserve">LECTURA  </w:t>
+      </w:r>
+      <w:r>
+        <w:rPr>
+          <w:color w:val="5D6B71"/>
+          <w:sz w:val="18"/>
+          <w:szCs w:val="18"/>
+        </w:rPr>
+        <w:t xml:space="preserve">Libro de Isaías  </w:t>
+      </w:r>
+      <w:r>
+        <w:rPr>
+          <w:b/>
+          <w:bCs/>
+          <w:color w:val="22708C"/>
+          <w:sz w:val="18"/>
+          <w:szCs w:val="18"/>
+        </w:rPr>
+        <w:t xml:space="preserve">Is 61, 1-2a.10-11</w:t>
       </w:r>
     </w:p>
     <w:p>
@@ -6282,46 +6390,46 @@
           <w:color w:val="22708C"/>
           <w:vertAlign w:val="superscript"/>
         </w:rPr>
-        <w:t xml:space="preserve">10</w:t>
-      </w:r>
-      <w:r>
-        <w:rPr/>
-        <w:t xml:space="preserve">Desbordo de gozo en el Señor,</w:t>
+        <w:t xml:space="preserve">1</w:t>
+      </w:r>
+      <w:r>
+        <w:rPr/>
+        <w:t xml:space="preserve">El Espíritu del Señor, Dios, está sobre mí,</w:t>
       </w:r>
       <w:r>
         <w:br/>
       </w:r>
       <w:r>
         <w:rPr/>
-        <w:t xml:space="preserve">y me alegro con mi Dios:</w:t>
+        <w:t xml:space="preserve">porque el Señor me ha ungido.</w:t>
       </w:r>
       <w:r>
         <w:br/>
       </w:r>
       <w:r>
         <w:rPr/>
-        <w:t xml:space="preserve">porque me ha puesto un traje de salvación,</w:t>
+        <w:t xml:space="preserve">Me ha enviado para dar la buena noticia a los pobres,</w:t>
       </w:r>
       <w:r>
         <w:br/>
       </w:r>
       <w:r>
         <w:rPr/>
-        <w:t xml:space="preserve">y me ha envuelto con un manto de justicia,</w:t>
+        <w:t xml:space="preserve">para curar los corazones desgarrados,</w:t>
       </w:r>
       <w:r>
         <w:br/>
       </w:r>
       <w:r>
         <w:rPr/>
-        <w:t xml:space="preserve">como novio que se pone la corona,</w:t>
+        <w:t xml:space="preserve">proclamar la amnistía a los cautivos,</w:t>
       </w:r>
       <w:r>
         <w:br/>
       </w:r>
       <w:r>
         <w:rPr/>
-        <w:t xml:space="preserve">o novia que se adorna con sus joyas.</w:t>
+        <w:t xml:space="preserve">y a los prisioneros la libertad;</w:t>
       </w:r>
       <w:r>
         <w:br/>
@@ -6332,92 +6440,11 @@
           <w:color w:val="22708C"/>
           <w:vertAlign w:val="superscript"/>
         </w:rPr>
-        <w:t xml:space="preserve">11</w:t>
-      </w:r>
-      <w:r>
-        <w:rPr/>
-        <w:t xml:space="preserve">Como el suelo echa sus brotes,</w:t>
-      </w:r>
-      <w:r>
-        <w:br/>
-      </w:r>
-      <w:r>
-        <w:rPr/>
-        <w:t xml:space="preserve">como un jardín hace brotar sus semillas,</w:t>
-      </w:r>
-      <w:r>
-        <w:br/>
-      </w:r>
-      <w:r>
-        <w:rPr/>
-        <w:t xml:space="preserve">así el Señor hará brotar la justicia</w:t>
-      </w:r>
-      <w:r>
-        <w:br/>
-      </w:r>
-      <w:r>
-        <w:rPr/>
-        <w:t xml:space="preserve">y los himnos ante todos los pueblos.</w:t>
-      </w:r>
-    </w:p>
-    <w:p>
-      <w:pPr>
-        <w:pStyle w:val="Lectura"/>
-        <w:pBdr>
-          <w:left w:val="single" w:sz="24" w:space="10" w:color="3490B0"/>
-        </w:pBdr>
-        <w:shd w:val="clear" w:color="auto" w:fill="F7F5EF"/>
-        <w:spacing w:after="200"/>
-      </w:pPr>
-      <w:r>
-        <w:rPr>
-          <w:i/>
-          <w:iCs/>
-          <w:color w:val="5D6B71"/>
-          <w:sz w:val="15"/>
-          <w:szCs w:val="15"/>
-        </w:rPr>
-        <w:t xml:space="preserve">Sagrada Biblia, versión oficial de la Conferencia Episcopal Española</w:t>
-      </w:r>
-    </w:p>
-    <w:p>
-      <w:pPr>
-        <w:pStyle w:val="Lectura"/>
-        <w:keepNext/>
-        <w:pBdr>
-          <w:left w:val="single" w:sz="24" w:space="10" w:color="3490B0"/>
-        </w:pBdr>
-        <w:shd w:val="clear" w:color="auto" w:fill="F7F5EF"/>
-        <w:spacing w:before="120" w:after="60"/>
-      </w:pPr>
-      <w:r>
-        <w:rPr>
-          <w:b/>
-          <w:bCs/>
-          <w:color w:val="22708C"/>
-          <w:spacing w:val="10"/>
-          <w:sz w:val="16"/>
-          <w:szCs w:val="16"/>
-        </w:rPr>
-        <w:t xml:space="preserve">LECTURA  </w:t>
-      </w:r>
-      <w:r>
-        <w:rPr>
-          <w:color w:val="5D6B71"/>
-          <w:sz w:val="18"/>
-          <w:szCs w:val="18"/>
-        </w:rPr>
-        <w:t xml:space="preserve">Primera carta de san Pablo a los Tesalonicenses  </w:t>
-      </w:r>
-      <w:r>
-        <w:rPr>
-          <w:b/>
-          <w:bCs/>
-          <w:color w:val="22708C"/>
-          <w:sz w:val="18"/>
-          <w:szCs w:val="18"/>
-        </w:rPr>
-        <w:t xml:space="preserve">1 Tes 5, 16-24</w:t>
+        <w:t xml:space="preserve">2</w:t>
+      </w:r>
+      <w:r>
+        <w:rPr/>
+        <w:t xml:space="preserve">para proclamar un año de gracia del Señor,</w:t>
       </w:r>
     </w:p>
     <w:p>
@@ -6437,11 +6464,49 @@
           <w:color w:val="22708C"/>
           <w:vertAlign w:val="superscript"/>
         </w:rPr>
-        <w:t xml:space="preserve">16</w:t>
-      </w:r>
-      <w:r>
-        <w:rPr/>
-        <w:t xml:space="preserve">Estad siempre alegres. </w:t>
+        <w:t xml:space="preserve">10</w:t>
+      </w:r>
+      <w:r>
+        <w:rPr/>
+        <w:t xml:space="preserve">Desbordo de gozo en el Señor,</w:t>
+      </w:r>
+      <w:r>
+        <w:br/>
+      </w:r>
+      <w:r>
+        <w:rPr/>
+        <w:t xml:space="preserve">y me alegro con mi Dios:</w:t>
+      </w:r>
+      <w:r>
+        <w:br/>
+      </w:r>
+      <w:r>
+        <w:rPr/>
+        <w:t xml:space="preserve">porque me ha puesto un traje de salvación,</w:t>
+      </w:r>
+      <w:r>
+        <w:br/>
+      </w:r>
+      <w:r>
+        <w:rPr/>
+        <w:t xml:space="preserve">y me ha envuelto con un manto de justicia,</w:t>
+      </w:r>
+      <w:r>
+        <w:br/>
+      </w:r>
+      <w:r>
+        <w:rPr/>
+        <w:t xml:space="preserve">como novio que se pone la corona,</w:t>
+      </w:r>
+      <w:r>
+        <w:br/>
+      </w:r>
+      <w:r>
+        <w:rPr/>
+        <w:t xml:space="preserve">o novia que se adorna con sus joyas.</w:t>
+      </w:r>
+      <w:r>
+        <w:br/>
       </w:r>
       <w:r>
         <w:rPr>
@@ -6449,95 +6514,32 @@
           <w:color w:val="22708C"/>
           <w:vertAlign w:val="superscript"/>
         </w:rPr>
-        <w:t xml:space="preserve">17</w:t>
-      </w:r>
-      <w:r>
-        <w:rPr/>
-        <w:t xml:space="preserve">Sed constantes en orar. </w:t>
-      </w:r>
-      <w:r>
-        <w:rPr>
-          <w:b/>
-          <w:color w:val="22708C"/>
-          <w:vertAlign w:val="superscript"/>
-        </w:rPr>
-        <w:t xml:space="preserve">18</w:t>
-      </w:r>
-      <w:r>
-        <w:rPr/>
-        <w:t xml:space="preserve">Dad gracias en toda ocasión: esta es la voluntad de Dios en Cristo Jesús respecto de vosotros. </w:t>
-      </w:r>
-      <w:r>
-        <w:rPr>
-          <w:b/>
-          <w:color w:val="22708C"/>
-          <w:vertAlign w:val="superscript"/>
-        </w:rPr>
-        <w:t xml:space="preserve">19</w:t>
-      </w:r>
-      <w:r>
-        <w:rPr/>
-        <w:t xml:space="preserve">No apaguéis el espíritu, </w:t>
-      </w:r>
-      <w:r>
-        <w:rPr>
-          <w:b/>
-          <w:color w:val="22708C"/>
-          <w:vertAlign w:val="superscript"/>
-        </w:rPr>
-        <w:t xml:space="preserve">20</w:t>
-      </w:r>
-      <w:r>
-        <w:rPr/>
-        <w:t xml:space="preserve">no despreciéis las profecías. </w:t>
-      </w:r>
-      <w:r>
-        <w:rPr>
-          <w:b/>
-          <w:color w:val="22708C"/>
-          <w:vertAlign w:val="superscript"/>
-        </w:rPr>
-        <w:t xml:space="preserve">21</w:t>
-      </w:r>
-      <w:r>
-        <w:rPr/>
-        <w:t xml:space="preserve">Examinadlo todo; quedaos con lo bueno. </w:t>
-      </w:r>
-      <w:r>
-        <w:rPr>
-          <w:b/>
-          <w:color w:val="22708C"/>
-          <w:vertAlign w:val="superscript"/>
-        </w:rPr>
-        <w:t xml:space="preserve">22</w:t>
-      </w:r>
-      <w:r>
-        <w:rPr/>
-        <w:t xml:space="preserve">Guardaos de toda clase de mal. </w:t>
-      </w:r>
-      <w:r>
-        <w:rPr>
-          <w:b/>
-          <w:color w:val="22708C"/>
-          <w:vertAlign w:val="superscript"/>
-        </w:rPr>
-        <w:t xml:space="preserve">23</w:t>
-      </w:r>
-      <w:r>
-        <w:rPr/>
-        <w:t xml:space="preserve">Que el mismo Dios de la paz os santifique totalmente, y que todo vuestro espíritu, alma y cuerpo, se mantenga sin reproche hasta la venida de nuestro Señor Jesucristo. </w:t>
-      </w:r>
-      <w:r>
-        <w:rPr>
-          <w:b/>
-          <w:color w:val="22708C"/>
-          <w:vertAlign w:val="superscript"/>
-        </w:rPr>
-        <w:t xml:space="preserve">24</w:t>
-      </w:r>
-      <w:r>
-        <w:rPr/>
-        <w:t xml:space="preserve">El que os llama es fiel, y él lo realizará.</w:t>
+        <w:t xml:space="preserve">11</w:t>
+      </w:r>
+      <w:r>
+        <w:rPr/>
+        <w:t xml:space="preserve">Como el suelo echa sus brotes,</w:t>
+      </w:r>
+      <w:r>
+        <w:br/>
+      </w:r>
+      <w:r>
+        <w:rPr/>
+        <w:t xml:space="preserve">como un jardín hace brotar sus semillas,</w:t>
+      </w:r>
+      <w:r>
+        <w:br/>
+      </w:r>
+      <w:r>
+        <w:rPr/>
+        <w:t xml:space="preserve">así el Señor hará brotar la justicia</w:t>
+      </w:r>
+      <w:r>
+        <w:br/>
+      </w:r>
+      <w:r>
+        <w:rPr/>
+        <w:t xml:space="preserve">y los himnos ante todos los pueblos.</w:t>
       </w:r>
     </w:p>
     <w:p>
@@ -6587,7 +6589,7 @@
           <w:sz w:val="18"/>
           <w:szCs w:val="18"/>
         </w:rPr>
-        <w:t xml:space="preserve">Evangelio según san Juan  </w:t>
+        <w:t xml:space="preserve">Primera carta de san Pablo a los Tesalonicenses  </w:t>
       </w:r>
       <w:r>
         <w:rPr>
@@ -6597,7 +6599,7 @@
           <w:sz w:val="18"/>
           <w:szCs w:val="18"/>
         </w:rPr>
-        <w:t xml:space="preserve">Jn 1, 6-8.19-28</w:t>
+        <w:t xml:space="preserve">1 Tes 5, 16-24</w:t>
       </w:r>
     </w:p>
     <w:p>
@@ -6617,11 +6619,11 @@
           <w:color w:val="22708C"/>
           <w:vertAlign w:val="superscript"/>
         </w:rPr>
-        <w:t xml:space="preserve">6</w:t>
-      </w:r>
-      <w:r>
-        <w:rPr/>
-        <w:t xml:space="preserve">Surgió un hombre enviado por Dios, que se llamaba Juan: </w:t>
+        <w:t xml:space="preserve">16</w:t>
+      </w:r>
+      <w:r>
+        <w:rPr/>
+        <w:t xml:space="preserve">Estad siempre alegres. </w:t>
       </w:r>
       <w:r>
         <w:rPr>
@@ -6629,11 +6631,11 @@
           <w:color w:val="22708C"/>
           <w:vertAlign w:val="superscript"/>
         </w:rPr>
-        <w:t xml:space="preserve">7</w:t>
-      </w:r>
-      <w:r>
-        <w:rPr/>
-        <w:t xml:space="preserve">este venía como testigo, para dar testimonio de la luz, para que todos creyeran por medio de él. </w:t>
+        <w:t xml:space="preserve">17</w:t>
+      </w:r>
+      <w:r>
+        <w:rPr/>
+        <w:t xml:space="preserve">Sed constantes en orar. </w:t>
       </w:r>
       <w:r>
         <w:rPr>
@@ -6641,11 +6643,143 @@
           <w:color w:val="22708C"/>
           <w:vertAlign w:val="superscript"/>
         </w:rPr>
-        <w:t xml:space="preserve">8</w:t>
-      </w:r>
-      <w:r>
-        <w:rPr/>
-        <w:t xml:space="preserve">No era él la luz, sino el que daba testimonio de la luz.</w:t>
+        <w:t xml:space="preserve">18</w:t>
+      </w:r>
+      <w:r>
+        <w:rPr/>
+        <w:t xml:space="preserve">Dad gracias en toda ocasión: esta es la voluntad de Dios en Cristo Jesús respecto de vosotros. </w:t>
+      </w:r>
+      <w:r>
+        <w:rPr>
+          <w:b/>
+          <w:color w:val="22708C"/>
+          <w:vertAlign w:val="superscript"/>
+        </w:rPr>
+        <w:t xml:space="preserve">19</w:t>
+      </w:r>
+      <w:r>
+        <w:rPr/>
+        <w:t xml:space="preserve">No apaguéis el espíritu, </w:t>
+      </w:r>
+      <w:r>
+        <w:rPr>
+          <w:b/>
+          <w:color w:val="22708C"/>
+          <w:vertAlign w:val="superscript"/>
+        </w:rPr>
+        <w:t xml:space="preserve">20</w:t>
+      </w:r>
+      <w:r>
+        <w:rPr/>
+        <w:t xml:space="preserve">no despreciéis las profecías. </w:t>
+      </w:r>
+      <w:r>
+        <w:rPr>
+          <w:b/>
+          <w:color w:val="22708C"/>
+          <w:vertAlign w:val="superscript"/>
+        </w:rPr>
+        <w:t xml:space="preserve">21</w:t>
+      </w:r>
+      <w:r>
+        <w:rPr/>
+        <w:t xml:space="preserve">Examinadlo todo; quedaos con lo bueno. </w:t>
+      </w:r>
+      <w:r>
+        <w:rPr>
+          <w:b/>
+          <w:color w:val="22708C"/>
+          <w:vertAlign w:val="superscript"/>
+        </w:rPr>
+        <w:t xml:space="preserve">22</w:t>
+      </w:r>
+      <w:r>
+        <w:rPr/>
+        <w:t xml:space="preserve">Guardaos de toda clase de mal. </w:t>
+      </w:r>
+      <w:r>
+        <w:rPr>
+          <w:b/>
+          <w:color w:val="22708C"/>
+          <w:vertAlign w:val="superscript"/>
+        </w:rPr>
+        <w:t xml:space="preserve">23</w:t>
+      </w:r>
+      <w:r>
+        <w:rPr/>
+        <w:t xml:space="preserve">Que el mismo Dios de la paz os santifique totalmente, y que todo vuestro espíritu, alma y cuerpo, se mantenga sin reproche hasta la venida de nuestro Señor Jesucristo. </w:t>
+      </w:r>
+      <w:r>
+        <w:rPr>
+          <w:b/>
+          <w:color w:val="22708C"/>
+          <w:vertAlign w:val="superscript"/>
+        </w:rPr>
+        <w:t xml:space="preserve">24</w:t>
+      </w:r>
+      <w:r>
+        <w:rPr/>
+        <w:t xml:space="preserve">El que os llama es fiel, y él lo realizará.</w:t>
+      </w:r>
+    </w:p>
+    <w:p>
+      <w:pPr>
+        <w:pStyle w:val="Lectura"/>
+        <w:pBdr>
+          <w:left w:val="single" w:sz="24" w:space="10" w:color="3490B0"/>
+        </w:pBdr>
+        <w:shd w:val="clear" w:color="auto" w:fill="F7F5EF"/>
+        <w:spacing w:after="200"/>
+      </w:pPr>
+      <w:r>
+        <w:rPr>
+          <w:i/>
+          <w:iCs/>
+          <w:color w:val="5D6B71"/>
+          <w:sz w:val="15"/>
+          <w:szCs w:val="15"/>
+        </w:rPr>
+        <w:t xml:space="preserve">Sagrada Biblia, versión oficial de la Conferencia Episcopal Española</w:t>
+      </w:r>
+    </w:p>
+    <w:p>
+      <w:pPr>
+        <w:pStyle w:val="Lectura"/>
+        <w:keepNext/>
+        <w:pBdr>
+          <w:left w:val="single" w:sz="24" w:space="10" w:color="3490B0"/>
+        </w:pBdr>
+        <w:shd w:val="clear" w:color="auto" w:fill="F7F5EF"/>
+        <w:spacing w:before="120" w:after="60"/>
+      </w:pPr>
+      <w:r>
+        <w:rPr>
+          <w:b/>
+          <w:bCs/>
+          <w:color w:val="22708C"/>
+          <w:spacing w:val="10"/>
+          <w:sz w:val="16"/>
+          <w:szCs w:val="16"/>
+        </w:rPr>
+        <w:t xml:space="preserve">LECTURA  </w:t>
+      </w:r>
+      <w:r>
+        <w:rPr>
+          <w:color w:val="5D6B71"/>
+          <w:sz w:val="18"/>
+          <w:szCs w:val="18"/>
+        </w:rPr>
+        <w:t xml:space="preserve">Evangelio según san Juan  </w:t>
+      </w:r>
+      <w:r>
+        <w:rPr>
+          <w:b/>
+          <w:bCs/>
+          <w:color w:val="22708C"/>
+          <w:sz w:val="18"/>
+          <w:szCs w:val="18"/>
+        </w:rPr>
+        <w:t xml:space="preserve">Jn 1, 6-8.19-28</w:t>
       </w:r>
     </w:p>
     <w:p>
@@ -6665,6 +6799,54 @@
           <w:color w:val="22708C"/>
           <w:vertAlign w:val="superscript"/>
         </w:rPr>
+        <w:t xml:space="preserve">6</w:t>
+      </w:r>
+      <w:r>
+        <w:rPr/>
+        <w:t xml:space="preserve">Surgió un hombre enviado por Dios, que se llamaba Juan: </w:t>
+      </w:r>
+      <w:r>
+        <w:rPr>
+          <w:b/>
+          <w:color w:val="22708C"/>
+          <w:vertAlign w:val="superscript"/>
+        </w:rPr>
+        <w:t xml:space="preserve">7</w:t>
+      </w:r>
+      <w:r>
+        <w:rPr/>
+        <w:t xml:space="preserve">este venía como testigo, para dar testimonio de la luz, para que todos creyeran por medio de él. </w:t>
+      </w:r>
+      <w:r>
+        <w:rPr>
+          <w:b/>
+          <w:color w:val="22708C"/>
+          <w:vertAlign w:val="superscript"/>
+        </w:rPr>
+        <w:t xml:space="preserve">8</w:t>
+      </w:r>
+      <w:r>
+        <w:rPr/>
+        <w:t xml:space="preserve">No era él la luz, sino el que daba testimonio de la luz.</w:t>
+      </w:r>
+    </w:p>
+    <w:p>
+      <w:pPr>
+        <w:pStyle w:val="Lectura"/>
+        <w:keepNext/>
+        <w:keepLines/>
+        <w:pBdr>
+          <w:left w:val="single" w:sz="24" w:space="10" w:color="3490B0"/>
+        </w:pBdr>
+        <w:shd w:val="clear" w:color="auto" w:fill="F7F5EF"/>
+        <w:spacing w:after="80"/>
+      </w:pPr>
+      <w:r>
+        <w:rPr>
+          <w:b/>
+          <w:color w:val="22708C"/>
+          <w:vertAlign w:val="superscript"/>
+        </w:rPr>
         <w:t xml:space="preserve">19</w:t>
       </w:r>
       <w:r>
@@ -6839,7 +7021,7 @@
       <w:pPr>
         <w:pStyle w:val="Cuerpo"/>
       </w:pPr>
-      <w:hyperlink r:id="rIdL21" w:history="1">
+      <w:hyperlink r:id="rIdL22" w:history="1">
         <w:r>
           <w:rPr>
             <w:rStyle w:val="Hipervnculo"/>
@@ -7013,15 +7195,6 @@
     </w:p>
     <w:p>
       <w:pPr>
-        <w:pStyle w:val="Cuerpo"/>
-      </w:pPr>
-      <w:r>
-        <w:rPr/>
-        <w:t xml:space="preserve">En procesión, con una frase cada uno:</w:t>
-      </w:r>
-    </w:p>
-    <w:p>
-      <w:pPr>
         <w:pStyle w:val="Lista"/>
         <w:numPr>
           <w:ilvl w:val="0"/>
@@ -7069,7 +7242,7 @@
       </w:pPr>
       <w:r>
         <w:rPr/>
-        <w:t xml:space="preserve">El pan y el vino: «Te ofrecemos el pan y el vino, fruto de la tierra y del trabajo, que serán el Cuerpo y la Sangre de Cristo».</w:t>
+        <w:t xml:space="preserve">El pan y el vino: «Te ofrecemos el pan y el vino, fruto de la tierra y del trabajo, que se convertirán en tu Cuerpo y en tu Sangre».</w:t>
       </w:r>
     </w:p>
     <w:p>
@@ -7166,7 +7339,7 @@
       </w:pPr>
       <w:r>
         <w:rPr/>
-        <w:t xml:space="preserve">Comulgan quienes ya han hecho la Primera Comunión; los demás se acercan con los brazos cruzados para recibir la bendición. Los profesores organizan la fila por bancos y participan con los alumnos para que se viva con respeto e interioridad. Los que no comulgan cantan. Después, dos minutos de silencio guiado: «Jesús está en ti. Dale las gracias por algo concreto de estas semanas y pídele por alguien que lo necesite».</w:t>
+        <w:t xml:space="preserve">Comulgan quienes ya han hecho la Primera Comunión. Los profesores organizan la fila por bancos y participan con los alumnos para que se viva con respeto e interioridad. Los que no comulgan cantan. Después, dos minutos de silencio guiado: «Jesús está en ti. Dale las gracias por algo concreto de estas semanas y pídele por alguien que lo necesite».</w:t>
       </w:r>
     </w:p>
     <w:p>
@@ -7190,7 +7363,7 @@
         <w:rPr/>
         <w:t xml:space="preserve">Música de fondo: </w:t>
       </w:r>
-      <w:hyperlink r:id="rIdL22" w:history="1">
+      <w:hyperlink r:id="rIdL23" w:history="1">
         <w:r>
           <w:rPr>
             <w:rStyle w:val="Hipervnculo"/>
@@ -7210,7 +7383,7 @@
         <w:rPr/>
         <w:t xml:space="preserve"> (vídeo con letra; </w:t>
       </w:r>
-      <w:hyperlink r:id="rIdL23" w:history="1">
+      <w:hyperlink r:id="rIdL24" w:history="1">
         <w:r>
           <w:rPr>
             <w:rStyle w:val="Hipervnculo"/>
@@ -7222,7 +7395,7 @@
         <w:rPr/>
         <w:t xml:space="preserve">). Oración final: «Gracias, Señor, porque estás en medio de nosotros. Que salgamos de aquí con los ojos abiertos para verte en los demás y con el corazón alegre para llevarte a casa». Canto de salida: </w:t>
       </w:r>
-      <w:hyperlink r:id="rIdL24" w:history="1">
+      <w:hyperlink r:id="rIdL25" w:history="1">
         <w:r>
           <w:rPr>
             <w:rStyle w:val="Hipervnculo"/>

--- a/descargas/primaria-4-6/word/PRESENTE_primaria-4-6_completo.docx
+++ b/descargas/primaria-4-6/word/PRESENTE_primaria-4-6_completo.docx
@@ -678,7 +678,7 @@
         </w:r>
         <w:r>
           <w:rPr/>
-          <w:t xml:space="preserve">15</w:t>
+          <w:t xml:space="preserve">16</w:t>
         </w:r>
         <w:r>
           <w:fldChar w:fldCharType="end"/>
@@ -708,7 +708,7 @@
         </w:r>
         <w:r>
           <w:rPr/>
-          <w:t xml:space="preserve">16</w:t>
+          <w:t xml:space="preserve">17</w:t>
         </w:r>
         <w:r>
           <w:fldChar w:fldCharType="end"/>
@@ -738,7 +738,7 @@
         </w:r>
         <w:r>
           <w:rPr/>
-          <w:t xml:space="preserve">17</w:t>
+          <w:t xml:space="preserve">18</w:t>
         </w:r>
         <w:r>
           <w:fldChar w:fldCharType="end"/>
@@ -768,7 +768,7 @@
         </w:r>
         <w:r>
           <w:rPr/>
-          <w:t xml:space="preserve">18</w:t>
+          <w:t xml:space="preserve">19</w:t>
         </w:r>
         <w:r>
           <w:fldChar w:fldCharType="end"/>
@@ -801,7 +801,7 @@
         </w:r>
         <w:r>
           <w:rPr/>
-          <w:t xml:space="preserve">19</w:t>
+          <w:t xml:space="preserve">20</w:t>
         </w:r>
         <w:r>
           <w:fldChar w:fldCharType="end"/>
@@ -831,7 +831,7 @@
         </w:r>
         <w:r>
           <w:rPr/>
-          <w:t xml:space="preserve">20</w:t>
+          <w:t xml:space="preserve">21</w:t>
         </w:r>
         <w:r>
           <w:fldChar w:fldCharType="end"/>
@@ -861,7 +861,7 @@
         </w:r>
         <w:r>
           <w:rPr/>
-          <w:t xml:space="preserve">22</w:t>
+          <w:t xml:space="preserve">23</w:t>
         </w:r>
         <w:r>
           <w:fldChar w:fldCharType="end"/>
@@ -894,7 +894,7 @@
         </w:r>
         <w:r>
           <w:rPr/>
-          <w:t xml:space="preserve">23</w:t>
+          <w:t xml:space="preserve">24</w:t>
         </w:r>
         <w:r>
           <w:fldChar w:fldCharType="end"/>
@@ -927,7 +927,7 @@
         </w:r>
         <w:r>
           <w:rPr/>
-          <w:t xml:space="preserve">25</w:t>
+          <w:t xml:space="preserve">26</w:t>
         </w:r>
         <w:r>
           <w:fldChar w:fldCharType="end"/>
@@ -1066,7 +1066,7 @@
       </w:r>
       <w:r>
         <w:rPr/>
-        <w:t xml:space="preserve">dos propuestas; cada clase elige una (la montan dos o tres alumnos):</w:t>
+        <w:t xml:space="preserve">cada clase usa uno de los dos modelos (la montan dos o tres alumnos) (ver la pestaña «Símbolo»):</w:t>
       </w:r>
     </w:p>
     <w:p>
@@ -1083,7 +1083,7 @@
           <w:bCs/>
           <w:color w:val="22708C"/>
         </w:rPr>
-        <w:t xml:space="preserve">Caja cúbica (propuestas A y B): </w:t>
+        <w:t xml:space="preserve">Modelo A · caja cúbica: </w:t>
       </w:r>
       <w:r>
         <w:rPr/>
@@ -1104,11 +1104,11 @@
           <w:bCs/>
           <w:color w:val="22708C"/>
         </w:rPr>
-        <w:t xml:space="preserve">Caja abatible (propuesta C): </w:t>
-      </w:r>
-      <w:r>
-        <w:rPr/>
-        <w:t xml:space="preserve"> lámina 1: la cruz se deja abierta en plano junto a la corona y cada alumno pone en el centro un círculo con su nombre (lámina 3) diciendo «¡Presente!».</w:t>
+        <w:t xml:space="preserve">Modelo B · caja abatible: </w:t>
+      </w:r>
+      <w:r>
+        <w:rPr/>
+        <w:t xml:space="preserve"> plantillas 1 y 2: la cruz se deja abierta en plano junto a la corona, con la tapa al lado.</w:t>
       </w:r>
     </w:p>
     <w:p>
@@ -1182,7 +1182,7 @@
       </w:pPr>
       <w:r>
         <w:rPr/>
-        <w:t xml:space="preserve">«Ayer empezó el Adviento y hoy encendemos la primera vela. Este año lo viviremos con una palabra que tiene tres sentidos: PRESENTE. Es un regalo. Es el tiempo de ahora. Y es lo que contestamos cuando pasan lista». Los alumnos que la han montado presentan la caja cúbica (plantilla 1), abierta y vacía.</w:t>
+        <w:t xml:space="preserve">«Ayer empezó el Adviento y hoy encendemos la primera vela. Este año lo viviremos con una palabra que tiene tres sentidos: PRESENTE. Es un regalo. Es el tiempo de ahora. Y es lo que contestamos cuando pasan lista». Los alumnos que la han montado presentan la caja del símbolo, abierta y vacía.</w:t>
       </w:r>
     </w:p>
     <w:p>
@@ -2458,7 +2458,7 @@
       </w:r>
       <w:r>
         <w:rPr/>
-        <w:t xml:space="preserve">dos propuestas; cada clase elige una:</w:t>
+        <w:t xml:space="preserve">cada clase usa uno de los dos modelos (ver la pestaña «Símbolo»):</w:t>
       </w:r>
     </w:p>
     <w:p>
@@ -2475,7 +2475,7 @@
           <w:bCs/>
           <w:color w:val="6F7300"/>
         </w:rPr>
-        <w:t xml:space="preserve">Caja cúbica (propuestas A y B): </w:t>
+        <w:t xml:space="preserve">Modelo A · caja cúbica: </w:t>
       </w:r>
       <w:r>
         <w:rPr/>
@@ -2496,11 +2496,11 @@
           <w:bCs/>
           <w:color w:val="6F7300"/>
         </w:rPr>
-        <w:t xml:space="preserve">Caja abatible (propuesta C): </w:t>
-      </w:r>
-      <w:r>
-        <w:rPr/>
-        <w:t xml:space="preserve"> se levantan las cuatro paredes, con las palabras de las semanas hacia dentro, y se encaja la tapa (lámina 2). Los nombres quedan guardados dentro.</w:t>
+        <w:t xml:space="preserve">Modelo B · caja abatible: </w:t>
+      </w:r>
+      <w:r>
+        <w:rPr/>
+        <w:t xml:space="preserve"> se levantan las cuatro paredes, con las palabras de las semanas hacia dentro, y se encaja la tapa.</w:t>
       </w:r>
     </w:p>
     <w:p>
@@ -2574,7 +2574,7 @@
       </w:pPr>
       <w:r>
         <w:rPr/>
-        <w:t xml:space="preserve">«El domingo encendimos la segunda vela. Hoy nuestra caja se envuelve». Un grupo pega las piezas de la plantilla 2. «Un regalo bien envuelto dice: «he pensado en ti, me he tomado tiempo para ti»».</w:t>
+        <w:t xml:space="preserve">«El domingo encendimos la segunda vela. Hoy nuestra caja se cierra, como un regalo bien preparado». Un grupo cierra la caja: en el Modelo A la forra con el papel de regalo (plantilla 2) y le pone la tapa; en el Modelo B levanta las cuatro paredes y encaja la tapa. «Un regalo bien envuelto dice: «he pensado en ti, me he tomado tiempo para ti»».</w:t>
       </w:r>
     </w:p>
     <w:p>
@@ -3440,7 +3440,7 @@
       </w:r>
       <w:r>
         <w:rPr/>
-        <w:t xml:space="preserve">dos propuestas; cada clase elige una:</w:t>
+        <w:t xml:space="preserve">igual en los dos modelos (ver la pestaña «Símbolo»):</w:t>
       </w:r>
     </w:p>
     <w:p>
@@ -3457,32 +3457,11 @@
           <w:bCs/>
           <w:color w:val="C4531A"/>
         </w:rPr>
-        <w:t xml:space="preserve">Caja cúbica (propuestas A y B): </w:t>
-      </w:r>
-      <w:r>
-        <w:rPr/>
-        <w:t xml:space="preserve"> plantilla 3: tiras, lazo y nudo naranjas de papel.</w:t>
-      </w:r>
-    </w:p>
-    <w:p>
-      <w:pPr>
-        <w:pStyle w:val="Lista"/>
-        <w:numPr>
-          <w:ilvl w:val="0"/>
-          <w:numId w:val="1"/>
-        </w:numPr>
-      </w:pPr>
-      <w:r>
-        <w:rPr>
-          <w:b/>
-          <w:bCs/>
-          <w:color w:val="C4531A"/>
-        </w:rPr>
-        <w:t xml:space="preserve">Caja abatible (propuesta C): </w:t>
-      </w:r>
-      <w:r>
-        <w:rPr/>
-        <w:t xml:space="preserve"> se ata en cruz una cinta de raso naranja de verdad (2,5 cm de ancho, un metro por clase) con una lazada.</w:t>
+        <w:t xml:space="preserve">En los dos modelos: </w:t>
+      </w:r>
+      <w:r>
+        <w:rPr/>
+        <w:t xml:space="preserve"> plantilla 3: se coloca de pie, en el centro de la tapa, el símbolo de la campaña como un señalizador. Por detrás dice «Para: ti · De: Dios».</w:t>
       </w:r>
     </w:p>
     <w:p>
@@ -3556,7 +3535,7 @@
       </w:pPr>
       <w:r>
         <w:rPr/>
-        <w:t xml:space="preserve">«Ayer encendimos la vela rosa. Es el domingo Gaudete, que en latín significa «alegraos», porque Jesús está muy cerca». Un grupo coloca las tiras, el lazo y el nudo cúbico de la plantilla 3.</w:t>
+        <w:t xml:space="preserve">«Ayer encendimos la vela rosa. Es el domingo Gaudete, que en latín significa «alegraos», porque Jesús está muy cerca». Un grupo coloca de pie sobre la tapa el símbolo de la campaña (plantilla 3), como un señalizador.</w:t>
       </w:r>
     </w:p>
     <w:p>
@@ -3852,7 +3831,7 @@
       </w:pPr>
       <w:r>
         <w:rPr/>
-        <w:t xml:space="preserve">Jesús ya está presente, pero podemos no reconocerle. Está en el compañero que nadie elige para el equipo, en quien lo pasa mal y no lo dice, en el abuelo que está solo. Un lazo une cosas: esta semana toca unir, acercarnos a quien está lejos.</w:t>
+        <w:t xml:space="preserve">Jesús ya está presente, pero podemos no reconocerle. Está en el compañero que nadie elige para el equipo, en quien lo pasa mal y no lo dice, en el abuelo que está solo. Nuestra señal dice «aquí»: para descubrir al Presente hay que buscarlo, y a veces necesitamos la ubicación, la ayuda de otros, de Dios. Esta semana toca señalar dónde está Jesús y acercarnos a quien está lejos.</w:t>
       </w:r>
     </w:p>
     <w:p>
@@ -4956,7 +4935,7 @@
       </w:r>
       <w:r>
         <w:rPr/>
-        <w:t xml:space="preserve">dos propuestas; cada clase elige una:</w:t>
+        <w:t xml:space="preserve">igual en los dos modelos (ver la pestaña «Símbolo»):</w:t>
       </w:r>
     </w:p>
     <w:p>
@@ -4973,32 +4952,11 @@
           <w:bCs/>
           <w:color w:val="9A7400"/>
         </w:rPr>
-        <w:t xml:space="preserve">Caja cúbica (propuestas A y B): </w:t>
-      </w:r>
-      <w:r>
-        <w:rPr/>
-        <w:t xml:space="preserve"> plantilla 4: la tarjeta «Para: ti · De: Dios» se cuelga del lazo.</w:t>
-      </w:r>
-    </w:p>
-    <w:p>
-      <w:pPr>
-        <w:pStyle w:val="Lista"/>
-        <w:numPr>
-          <w:ilvl w:val="0"/>
-          <w:numId w:val="1"/>
-        </w:numPr>
-      </w:pPr>
-      <w:r>
-        <w:rPr>
-          <w:b/>
-          <w:bCs/>
-          <w:color w:val="9A7400"/>
-        </w:rPr>
-        <w:t xml:space="preserve">Caja abatible (propuesta C): </w:t>
-      </w:r>
-      <w:r>
-        <w:rPr/>
-        <w:t xml:space="preserve"> la tarjeta de la lámina 2 se ata al lazo; por detrás, la clase escribe sus compromisos para Navidad.</w:t>
+        <w:t xml:space="preserve">En los dos modelos: </w:t>
+      </w:r>
+      <w:r>
+        <w:rPr/>
+        <w:t xml:space="preserve"> plantilla 4: cada alumno escribe en su tarjeta su nombre («¡Presente!») y, por detrás, su compromiso, y la deja dentro de la caja. Se vuelve a cerrar.</w:t>
       </w:r>
     </w:p>
     <w:p>
@@ -5072,7 +5030,7 @@
       </w:pPr>
       <w:r>
         <w:rPr/>
-        <w:t xml:space="preserve">«Ayer encendimos la cuarta vela. A la caja le falta su última pieza». Se cuelga la tarjeta grande de la plantilla 4: «Para: ti. De: Dios». «El regalo tiene destinatario. Y un regalo, cuando llega, pide una respuesta».</w:t>
+        <w:t xml:space="preserve">«Ayer encendimos la cuarta vela. Fijaos en lo que pone detrás de nuestra señal». Se gira el símbolo y se lee: «Para: ti. De: Dios». «El regalo tiene destinatario. Y un regalo, cuando llega, pide una respuesta».</w:t>
       </w:r>
     </w:p>
     <w:p>
@@ -5356,7 +5314,7 @@
       </w:pPr>
       <w:r>
         <w:rPr/>
-        <w:t xml:space="preserve">Cuando nos piden algo, a veces decimos «ahora voy» (y no vamos), «luego» o «que lo haga otro». María, siendo muy joven, tuvo dudas («¿Cómo será eso?»), pero dijo: «He aquí la esclava del Señor», es decir, «aquí estoy». Aquí y ahora. Gracias a su respuesta, Dios pudo hacerse presente en el mundo. Si se usan, cada alumno recibe una tarjeta pequeña de la plantilla 4, escribe su nombre en «Para» y, por detrás, «Aquí estoy para…».</w:t>
+        <w:t xml:space="preserve">Cuando nos piden algo, a veces decimos «ahora voy» (y no vamos), «luego» o «que lo haga otro». María, siendo muy joven, tuvo dudas («¿Cómo será eso?»), pero dijo: «He aquí la esclava del Señor», es decir, «aquí estoy». Aquí y ahora. Gracias a su respuesta, Dios pudo hacerse presente en el mundo. Cada alumno recibe su tarjeta de la plantilla 4, escribe delante su nombre y, por detrás, «Esta semana estaré presente para…», y la deja dentro de la caja: ¡Presente!</w:t>
       </w:r>
     </w:p>
     <w:p>
@@ -5585,7 +5543,7 @@
       </w:hyperlink>
       <w:r>
         <w:rPr/>
-        <w:t xml:space="preserve">. Después repasamos la caja completa: caja, papel, lazo y tarjeta.</w:t>
+        <w:t xml:space="preserve">. Después repasamos la caja completa: la caja, cerrada, con su señal y, dentro, nuestros nombres.</w:t>
       </w:r>
     </w:p>
     <w:p>
@@ -7001,7 +6959,7 @@
       </w:pPr>
       <w:r>
         <w:rPr/>
-        <w:t xml:space="preserve">«Buenos días. Llevamos tres semanas preparando la llegada de Jesús: hemos aprendido a estar presentes, a preparar el camino y a descubrirle en los demás. Nuestra caja ya está envuelta y con su lazo naranja. Hoy damos un paso más: en la Eucaristía, Jesús no es un recuerdo ni una idea. Está aquí, en medio de nosotros, en su Palabra y en el pan partido. Le recibimos con alegría».</w:t>
+        <w:t xml:space="preserve">«Buenos días. Llevamos tres semanas preparando la llegada de Jesús: hemos aprendido a estar presentes, a preparar el camino y a descubrirle en los demás. Nuestra caja ya está cerrada y con su señal naranja. Hoy damos un paso más: en la Eucaristía, Jesús no es un recuerdo ni una idea. Está aquí, en medio de nosotros, en su Palabra y en el pan partido. Le recibimos con alegría».</w:t>
       </w:r>
     </w:p>
     <w:p>
